--- a/_docstyle/reference.docx
+++ b/_docstyle/reference.docx
@@ -431,6 +431,10 @@
       <w:i/>
     </w:rPr>
     <w:pPr>
+      <w:pBdr>
+        <w:left w:val="single" w:sz="24" w:space="0" w:color="262C3A"/>
+      </w:pBdr>
+      <w:shd w:val="clear" w:color="auto" w:fill="F2F2F2"/>
       <w:ind w:left="0"/>
     </w:pPr>
   </w:style>
@@ -984,6 +988,9 @@
   </w:style>
   <w:style w:type="paragraph" w:styleId="chardonnay-bg">
     <w:name w:val="Chardonnay-bg"/>
+    <w:pPr>
+      <w:shd w:val="clear" w:color="auto" w:fill="FDC882"/>
+    </w:pPr>
   </w:style>
   <w:style w:type="paragraph" w:styleId="center">
     <w:name w:val="Center"/>
@@ -1054,11 +1061,18 @@
     </w:rPr>
     <w:pPr>
       <w:spacing w:line="276" w:lineRule="auto"/>
+      <w:pBdr>
+        <w:top w:val="single" w:sz="8" w:space="0" w:color="7F7F7F"/>
+        <w:bottom w:val="single" w:sz="8" w:space="0" w:color="7F7F7F"/>
+      </w:pBdr>
     </w:pPr>
   </w:style>
   <w:style w:type="paragraph" w:styleId="table-formal th">
     <w:name w:val="Table-formal th"/>
     <w:rPr/>
+    <w:pPr>
+      <w:shd w:val="clear" w:color="auto" w:fill="D9D9D9"/>
+    </w:pPr>
   </w:style>
   <w:style w:type="paragraph" w:styleId="table-formal td">
     <w:name w:val="Table-formal td"/>
@@ -1072,6 +1086,12 @@
     </w:rPr>
     <w:pPr>
       <w:spacing w:line="276" w:lineRule="auto"/>
+      <w:pBdr>
+        <w:top w:val="single" w:sz="8" w:space="0" w:color="000000"/>
+        <w:bottom w:val="single" w:sz="8" w:space="0" w:color="000000"/>
+        <w:left w:val="single" w:sz="8" w:space="0" w:color="000000"/>
+        <w:right w:val="single" w:sz="8" w:space="0" w:color="000000"/>
+      </w:pBdr>
     </w:pPr>
   </w:style>
   <w:style w:type="paragraph" w:styleId="table-grid th">
@@ -1082,6 +1102,14 @@
   </w:style>
   <w:style w:type="paragraph" w:styleId="table-grid td">
     <w:name w:val="Table-grid td"/>
+    <w:pPr>
+      <w:pBdr>
+        <w:top w:val="single" w:sz="8" w:space="0" w:color="000000"/>
+        <w:bottom w:val="single" w:sz="8" w:space="0" w:color="000000"/>
+        <w:left w:val="single" w:sz="8" w:space="0" w:color="000000"/>
+        <w:right w:val="single" w:sz="8" w:space="0" w:color="000000"/>
+      </w:pBdr>
+    </w:pPr>
   </w:style>
   <w:style w:type="paragraph" w:styleId="del">
     <w:name w:val="Del"/>
@@ -1089,15 +1117,27 @@
       <w:color w:val="6A737D"/>
       <w:strike/>
     </w:rPr>
+    <w:pPr>
+      <w:shd w:val="clear" w:color="auto" w:fill="FFEBE9"/>
+    </w:pPr>
   </w:style>
   <w:style w:type="paragraph" w:styleId="ins">
     <w:name w:val="Ins"/>
     <w:rPr>
       <w:u w:val="single"/>
     </w:rPr>
+    <w:pPr>
+      <w:shd w:val="clear" w:color="auto" w:fill="E6FFEC"/>
+    </w:pPr>
   </w:style>
   <w:style w:type="paragraph" w:styleId="comment">
     <w:name w:val="Comment"/>
+    <w:pPr>
+      <w:pBdr>
+        <w:bottom w:val="single" w:sz="12" w:space="0" w:color="FFC107"/>
+      </w:pBdr>
+      <w:shd w:val="clear" w:color="auto" w:fill="FFF3CD"/>
+    </w:pPr>
   </w:style>
 </w:styles>
 </file>
